--- a/docs/TAEP_odigies_egkatastasis_IT.docx
+++ b/docs/TAEP_odigies_egkatastasis_IT.docx
@@ -479,7 +479,37 @@
         <w:t xml:space="preserve">Σημείωση: </w:t>
       </w:r>
       <w:r>
-        <w:t>όσο τα κλειδιά λείπουν, κάθε οθόνη ΤΑΕΠ απαντά 403. Αυτό είναι σωστό, αλλά μοιάζει με χαλασμένη εγκατάσταση.</w:t>
+        <w:t>όσο τα κλειδιά λείπουν, ο χρήστης βλέπει το μήνυμα «Δεν έχετε δικαίωμα πρόσβασης.» και επιστρέφει στον πίνακα ελέγχου (app.py:897). Δεν είναι σφάλμα 403, και μοιάζει με χαλασμένη εγκατάσταση αντί για δικαίωμα που δεν έχει δοθεί ακόμη.</w:t>
+      </w:r>
+    </w:p>
+    <w:p>
+      <w:pPr>
+        <w:jc w:val="both"/>
+      </w:pPr>
+      <w:r>
+        <w:rPr>
+          <w:b/>
+          <w:color w:val="A31E1E"/>
+        </w:rPr>
+        <w:t xml:space="preserve">Προσοχή: </w:t>
+      </w:r>
+      <w:r>
+        <w:t>η καταχώρηση των κλειδιών δεν είναι ουδέτερη ενέργεια. Η λίστα _MODULE_KEYS (app.py:770) υπολογίζεται από το PERMISSIONS_CATALOG, και το DEFAULT_ROLE_PERMISSIONS (app.py:772) τη δίνει ολόκληρη στους ρόλους cfo και tester. Και οι δύο είναι CENTRAL_ROLES, άρα θα αποκτήσουν το taep.create σε όλα τα νοσοκομεία μόλις υπάρξουν τα κλειδιά. Οι προεπιλογές ισχύουν μόνο όπου perms_configured = 0 για τον ρόλο (app.py:856): ελέγξτε τη στήλη σε αυτή την εγκατάσταση πριν προσθέσετε τα κλειδιά.</w:t>
+      </w:r>
+    </w:p>
+    <w:p>
+      <w:pPr>
+        <w:jc w:val="both"/>
+      </w:pPr>
+      <w:r>
+        <w:rPr>
+          <w:b/>
+          <w:color w:val="A31E1E"/>
+        </w:rPr>
+        <w:t xml:space="preserve">Προσοχή: </w:t>
+      </w:r>
+      <w:r>
+        <w:t>ο ρόλος admin παρακάμπτει εντελώς τον έλεγχο — η has_permission επιστρέφει True για τον ρόλο χωρίς να κοιτάξει τίποτα (app.py:882). Διαχειριστής μπορεί δηλαδή να ανοίξει κάθε οθόνη και να εκδώσει πραγματικό αριθμό κοστολόγησης πριν δοθεί πρόσβαση σε οποιονδήποτε. Οι αριθμοί είναι συνεχείς και δεν επανεκδίδονται, οπότε ολοκληρώστε τον έλεγχο ετοιμότητας πριν συνδεθεί κανείς.</w:t>
       </w:r>
     </w:p>
     <w:p>
@@ -703,6 +733,40 @@
       </w:r>
       <w:r>
         <w:t>οι CENTRAL_ROLES του eFinance (admin, chief_accountant, cfo, group_cfo, ceo, board_viewer, fpa, tester) βλέπουν όλες τις οντότητες. Αν δώσετε το taep.create σε οποιονδήποτε από αυτούς, καταργείται ο κανόνας ότι καταχωρητής της Λεμεσού δεν βλέπει περιστατικό της Λευκωσίας. Ο ρόλος clerk δεν είναι κεντρικός, και γι' αυτό είναι το σωστό σπίτι για τα δικαιώματα κοστολόγησης.</w:t>
+      </w:r>
+    </w:p>
+    <w:p>
+      <w:r>
+        <w:rPr>
+          <w:b/>
+          <w:color w:val="1F3864"/>
+          <w:sz w:val="26"/>
+        </w:rPr>
+        <w:t>Βήμα 3α — Η εγγραφή στο πλαϊνό μενού</w:t>
+      </w:r>
+    </w:p>
+    <w:p>
+      <w:pPr>
+        <w:jc w:val="both"/>
+      </w:pPr>
+      <w:r>
+        <w:t>Η καταχώρηση των routes δεν προσθέτει τίποτα στο μενού. Κάθε εγγραφή πλοήγησης είναι γραμμένη ρητά στο templates/base.html και ελέγχεται με has_permission(...), οπότε ο καταχωρητής δεν έχει τρόπο να φτάσει στο /taep/nea παρά μόνο γράφοντας τη διεύθυνση.</w:t>
+      </w:r>
+    </w:p>
+    <w:p>
+      <w:pPr>
+        <w:jc w:val="both"/>
+      </w:pPr>
+      <w:r>
+        <w:t>Για τις δοκιμές, μην πειράξετε το base.html και γράψτε τη διεύθυνση. Για την παραγωγική λειτουργία χρειάζεται μπλοκ με έλεγχο taep.create, το οποίο τοποθετεί όποιος έχει την ευθύνη των templates του eFinance.</w:t>
+      </w:r>
+    </w:p>
+    <w:p>
+      <w:pPr>
+        <w:jc w:val="both"/>
+      </w:pPr>
+      <w:r>
+        <w:t>Η current_area() (app.py:2420) επιστρέφει κενό για διεύθυνση /taep/, επειδή το πρόθεμα δεν υπάρχει στο AREAS, οπότε το πλαϊνό μενού εμφανίζεται χωρίς ενεργή περιοχή. Είναι θέμα εμφάνισης και δεν χαλάει τίποτα. Τα templates του module χρησιμοποιούν μόνο τα blocks title και content, που ορίζει και το base.html του eFinance.</w:t>
       </w:r>
     </w:p>
     <w:p>

--- a/docs/TAEP_odigies_egkatastasis_IT.docx
+++ b/docs/TAEP_odigies_egkatastasis_IT.docx
@@ -1427,7 +1427,7 @@
           <w:color w:val="444444"/>
           <w:sz w:val="18"/>
         </w:rPr>
-        <w:t xml:space="preserve"> WHERE unit_code = 'NIC-PAED' AND host_valid_to IS NULL;</w:t>
+        <w:t xml:space="preserve"> WHERE unit_code = 'NGH-PAED' AND host_valid_to IS NULL;</w:t>
       </w:r>
     </w:p>
     <w:p>
@@ -1483,7 +1483,7 @@
           <w:color w:val="444444"/>
           <w:sz w:val="18"/>
         </w:rPr>
-        <w:t>VALUES ('NIC-PAED', 'ΤΑΕΠ Παίδων Λευκωσίας', '1106', 'ARC',</w:t>
+        <w:t>VALUES ('NGH-PAED', 'ΤΑΕΠ Παίδων Λευκωσίας', '1106', 'ARC',</w:t>
       </w:r>
     </w:p>
     <w:p>

--- a/docs/TAEP_odigies_egkatastasis_IT.docx
+++ b/docs/TAEP_odigies_egkatastasis_IT.docx
@@ -389,6 +389,20 @@
           <w:color w:val="444444"/>
           <w:sz w:val="18"/>
         </w:rPr>
+        <w:t xml:space="preserve">        ("taep.view", "ΤΑΕΠ — αναζήτηση και προβολή κοστολόγησης"),</w:t>
+      </w:r>
+    </w:p>
+    <w:p>
+      <w:pPr>
+        <w:spacing w:after="0" w:before="0"/>
+        <w:ind w:left="340"/>
+      </w:pPr>
+      <w:r>
+        <w:rPr>
+          <w:rFonts w:ascii="Consolas" w:hAnsi="Consolas"/>
+          <w:color w:val="444444"/>
+          <w:sz w:val="18"/>
+        </w:rPr>
         <w:t xml:space="preserve">        ("taep.create", "ΤΑΕΠ — καταχώρηση και κοστολόγηση"),</w:t>
       </w:r>
     </w:p>
@@ -527,13 +541,14 @@
         <w:tblLook w:firstColumn="1" w:firstRow="1" w:lastColumn="0" w:lastRow="0" w:noHBand="0" w:noVBand="1" w:val="04A0"/>
       </w:tblPr>
       <w:tblGrid>
-        <w:gridCol w:w="4873"/>
-        <w:gridCol w:w="4873"/>
+        <w:gridCol w:w="3249"/>
+        <w:gridCol w:w="3249"/>
+        <w:gridCol w:w="3249"/>
       </w:tblGrid>
       <w:tr>
         <w:tc>
           <w:tcPr>
-            <w:tcW w:type="dxa" w:w="3402"/>
+            <w:tcW w:type="dxa" w:w="1928"/>
           </w:tcPr>
           <w:p>
             <w:r/>
@@ -549,7 +564,7 @@
         </w:tc>
         <w:tc>
           <w:tcPr>
-            <w:tcW w:type="dxa" w:w="5102"/>
+            <w:tcW w:type="dxa" w:w="2041"/>
           </w:tcPr>
           <w:p>
             <w:r/>
@@ -563,11 +578,71 @@
             </w:r>
           </w:p>
         </w:tc>
+        <w:tc>
+          <w:tcPr>
+            <w:tcW w:type="dxa" w:w="4819"/>
+          </w:tcPr>
+          <w:p>
+            <w:r/>
+            <w:r>
+              <w:rPr>
+                <w:b/>
+                <w:color w:val="1F3864"/>
+                <w:sz w:val="19"/>
+              </w:rPr>
+              <w:t>Τι επιτρέπει</w:t>
+            </w:r>
+          </w:p>
+        </w:tc>
       </w:tr>
       <w:tr>
         <w:tc>
           <w:tcPr>
-            <w:tcW w:type="dxa" w:w="3402"/>
+            <w:tcW w:type="dxa" w:w="1928"/>
+          </w:tcPr>
+          <w:p>
+            <w:r/>
+            <w:r>
+              <w:rPr>
+                <w:sz w:val="19"/>
+              </w:rPr>
+              <w:t>taep.view</w:t>
+            </w:r>
+          </w:p>
+        </w:tc>
+        <w:tc>
+          <w:tcPr>
+            <w:tcW w:type="dxa" w:w="2041"/>
+          </w:tcPr>
+          <w:p>
+            <w:r/>
+            <w:r>
+              <w:rPr>
+                <w:sz w:val="19"/>
+              </w:rPr>
+              <w:t>accountant</w:t>
+            </w:r>
+          </w:p>
+        </w:tc>
+        <w:tc>
+          <w:tcPr>
+            <w:tcW w:type="dxa" w:w="4819"/>
+          </w:tcPr>
+          <w:p>
+            <w:r/>
+            <w:r>
+              <w:rPr>
+                <w:sz w:val="19"/>
+              </w:rPr>
+              <w:t>Μόνο ανάγνωση: λίστα, αναζήτηση με αριθμό κοστολόγησης, προβολή και επανεκτύπωση. Για το ταμείο. Εναλλακτικά viewer.</w:t>
+            </w:r>
+          </w:p>
+        </w:tc>
+      </w:tr>
+      <w:tr>
+        <w:tc>
+          <w:tcPr>
+            <w:tcW w:type="dxa" w:w="1928"/>
           </w:tcPr>
           <w:p>
             <w:r/>
@@ -581,7 +656,7 @@
         </w:tc>
         <w:tc>
           <w:tcPr>
-            <w:tcW w:type="dxa" w:w="5102"/>
+            <w:tcW w:type="dxa" w:w="2041"/>
           </w:tcPr>
           <w:p>
             <w:r/>
@@ -593,11 +668,25 @@
             </w:r>
           </w:p>
         </w:tc>
+        <w:tc>
+          <w:tcPr>
+            <w:tcW w:type="dxa" w:w="4819"/>
+          </w:tcPr>
+          <w:p>
+            <w:r/>
+            <w:r>
+              <w:rPr>
+                <w:sz w:val="19"/>
+              </w:rPr>
+              <w:t>Καταχώρηση, επιλογή υπηρεσιών, υπολογισμός</w:t>
+            </w:r>
+          </w:p>
+        </w:tc>
       </w:tr>
       <w:tr>
         <w:tc>
           <w:tcPr>
-            <w:tcW w:type="dxa" w:w="3402"/>
+            <w:tcW w:type="dxa" w:w="1928"/>
           </w:tcPr>
           <w:p>
             <w:r/>
@@ -611,7 +700,7 @@
         </w:tc>
         <w:tc>
           <w:tcPr>
-            <w:tcW w:type="dxa" w:w="5102"/>
+            <w:tcW w:type="dxa" w:w="2041"/>
           </w:tcPr>
           <w:p>
             <w:r/>
@@ -623,11 +712,25 @@
             </w:r>
           </w:p>
         </w:tc>
+        <w:tc>
+          <w:tcPr>
+            <w:tcW w:type="dxa" w:w="4819"/>
+          </w:tcPr>
+          <w:p>
+            <w:r/>
+            <w:r>
+              <w:rPr>
+                <w:sz w:val="19"/>
+              </w:rPr>
+              <w:t>Αποδίδει τον αριθμό κοστολόγησης</w:t>
+            </w:r>
+          </w:p>
+        </w:tc>
       </w:tr>
       <w:tr>
         <w:tc>
           <w:tcPr>
-            <w:tcW w:type="dxa" w:w="3402"/>
+            <w:tcW w:type="dxa" w:w="1928"/>
           </w:tcPr>
           <w:p>
             <w:r/>
@@ -641,7 +744,7 @@
         </w:tc>
         <w:tc>
           <w:tcPr>
-            <w:tcW w:type="dxa" w:w="5102"/>
+            <w:tcW w:type="dxa" w:w="2041"/>
           </w:tcPr>
           <w:p>
             <w:r/>
@@ -653,11 +756,25 @@
             </w:r>
           </w:p>
         </w:tc>
+        <w:tc>
+          <w:tcPr>
+            <w:tcW w:type="dxa" w:w="4819"/>
+          </w:tcPr>
+          <w:p>
+            <w:r/>
+            <w:r>
+              <w:rPr>
+                <w:sz w:val="19"/>
+              </w:rPr>
+              <w:t>Ακύρωση με αιτιολογία</w:t>
+            </w:r>
+          </w:p>
+        </w:tc>
       </w:tr>
       <w:tr>
         <w:tc>
           <w:tcPr>
-            <w:tcW w:type="dxa" w:w="3402"/>
+            <w:tcW w:type="dxa" w:w="1928"/>
           </w:tcPr>
           <w:p>
             <w:r/>
@@ -671,7 +788,7 @@
         </w:tc>
         <w:tc>
           <w:tcPr>
-            <w:tcW w:type="dxa" w:w="5102"/>
+            <w:tcW w:type="dxa" w:w="2041"/>
           </w:tcPr>
           <w:p>
             <w:r/>
@@ -683,11 +800,25 @@
             </w:r>
           </w:p>
         </w:tc>
+        <w:tc>
+          <w:tcPr>
+            <w:tcW w:type="dxa" w:w="4819"/>
+          </w:tcPr>
+          <w:p>
+            <w:r/>
+            <w:r>
+              <w:rPr>
+                <w:sz w:val="19"/>
+              </w:rPr>
+              <w:t>Τιμές και τιμοκατάλογος</w:t>
+            </w:r>
+          </w:p>
+        </w:tc>
       </w:tr>
       <w:tr>
         <w:tc>
           <w:tcPr>
-            <w:tcW w:type="dxa" w:w="3402"/>
+            <w:tcW w:type="dxa" w:w="1928"/>
           </w:tcPr>
           <w:p>
             <w:r/>
@@ -701,7 +832,7 @@
         </w:tc>
         <w:tc>
           <w:tcPr>
-            <w:tcW w:type="dxa" w:w="5102"/>
+            <w:tcW w:type="dxa" w:w="2041"/>
           </w:tcPr>
           <w:p>
             <w:r/>
@@ -713,12 +844,34 @@
             </w:r>
           </w:p>
         </w:tc>
+        <w:tc>
+          <w:tcPr>
+            <w:tcW w:type="dxa" w:w="4819"/>
+          </w:tcPr>
+          <w:p>
+            <w:r/>
+            <w:r>
+              <w:rPr>
+                <w:sz w:val="19"/>
+              </w:rPr>
+              <w:t>Έλεγχος ετοιμότητας</w:t>
+            </w:r>
+          </w:p>
+        </w:tc>
       </w:tr>
     </w:tbl>
     <w:p>
       <w:pPr>
         <w:spacing w:after="0"/>
       </w:pPr>
+    </w:p>
+    <w:p>
+      <w:pPr>
+        <w:jc w:val="both"/>
+      </w:pPr>
+      <w:r>
+        <w:t>Το taep.view προσθέτει δεύτερο δρόμο προς τις οθόνες ανάγνωσης· δεν αφαιρεί τίποτα από το taep.create, που εξακολουθεί να τις φτάνει. Η επανεκτύπωση γράφει εγγραφή PRINTED στο αρχείο ελέγχου, ώστε να λογοδοτείται η παράδοση δεύτερου τιμολογημένου εντύπου, αν και δεν αλλάζει δεδομένα ούτε αποδίδει νέο αριθμό.</w:t>
+      </w:r>
     </w:p>
     <w:p>
       <w:pPr>
